--- a/00-首页/题组Word/习题书/第二篇-结构化学/5-对称性与群论-学生版.docx
+++ b/00-首页/题组Word/习题书/第二篇-结构化学/5-对称性与群论-学生版.docx
@@ -316,6 +316,31 @@
     </w:p>
     <w:p>
       <w:pPr>
+        <w:spacing w:before="0" w:after="0"/>
+      </w:pPr>
+    </w:p>
+    <w:p>
+      <w:pPr>
+        <w:spacing w:before="0" w:after="0"/>
+      </w:pPr>
+    </w:p>
+    <w:p>
+      <w:pPr>
+        <w:spacing w:before="0" w:after="0"/>
+      </w:pPr>
+    </w:p>
+    <w:p>
+      <w:pPr>
+        <w:spacing w:before="0" w:after="0"/>
+      </w:pPr>
+    </w:p>
+    <w:p>
+      <w:pPr>
+        <w:spacing w:before="0" w:after="0"/>
+      </w:pPr>
+    </w:p>
+    <w:p>
+      <w:pPr>
         <w:spacing w:before="160" w:after="80"/>
       </w:pPr>
       <w:r>
@@ -419,6 +444,21 @@
         </w:rPr>
         <w:t>。</w:t>
       </w:r>
+    </w:p>
+    <w:p>
+      <w:pPr>
+        <w:spacing w:before="0" w:after="0"/>
+      </w:pPr>
+    </w:p>
+    <w:p>
+      <w:pPr>
+        <w:spacing w:before="0" w:after="0"/>
+      </w:pPr>
+    </w:p>
+    <w:p>
+      <w:pPr>
+        <w:spacing w:before="0" w:after="0"/>
+      </w:pPr>
     </w:p>
     <w:p>
       <w:pPr>
@@ -525,6 +565,21 @@
     </w:p>
     <w:p>
       <w:pPr>
+        <w:spacing w:before="0" w:after="0"/>
+      </w:pPr>
+    </w:p>
+    <w:p>
+      <w:pPr>
+        <w:spacing w:before="0" w:after="0"/>
+      </w:pPr>
+    </w:p>
+    <w:p>
+      <w:pPr>
+        <w:spacing w:before="0" w:after="0"/>
+      </w:pPr>
+    </w:p>
+    <w:p>
+      <w:pPr>
         <w:spacing w:before="160" w:after="80"/>
       </w:pPr>
       <w:r>
@@ -636,6 +691,21 @@
     </w:p>
     <w:p>
       <w:pPr>
+        <w:spacing w:before="0" w:after="0"/>
+      </w:pPr>
+    </w:p>
+    <w:p>
+      <w:pPr>
+        <w:spacing w:before="0" w:after="0"/>
+      </w:pPr>
+    </w:p>
+    <w:p>
+      <w:pPr>
+        <w:spacing w:before="0" w:after="0"/>
+      </w:pPr>
+    </w:p>
+    <w:p>
+      <w:pPr>
         <w:spacing w:before="160" w:after="80"/>
       </w:pPr>
       <w:r>
@@ -747,6 +817,21 @@
     </w:p>
     <w:p>
       <w:pPr>
+        <w:spacing w:before="0" w:after="0"/>
+      </w:pPr>
+    </w:p>
+    <w:p>
+      <w:pPr>
+        <w:spacing w:before="0" w:after="0"/>
+      </w:pPr>
+    </w:p>
+    <w:p>
+      <w:pPr>
+        <w:spacing w:before="0" w:after="0"/>
+      </w:pPr>
+    </w:p>
+    <w:p>
+      <w:pPr>
         <w:spacing w:before="160" w:after="80"/>
       </w:pPr>
       <w:r>
@@ -918,6 +1003,21 @@
         </w:rPr>
         <w:t>。</w:t>
       </w:r>
+    </w:p>
+    <w:p>
+      <w:pPr>
+        <w:spacing w:before="0" w:after="0"/>
+      </w:pPr>
+    </w:p>
+    <w:p>
+      <w:pPr>
+        <w:spacing w:before="0" w:after="0"/>
+      </w:pPr>
+    </w:p>
+    <w:p>
+      <w:pPr>
+        <w:spacing w:before="0" w:after="0"/>
+      </w:pPr>
     </w:p>
     <w:p>
       <w:pPr>
@@ -1278,6 +1378,21 @@
     </w:p>
     <w:p>
       <w:pPr>
+        <w:spacing w:before="0" w:after="0"/>
+      </w:pPr>
+    </w:p>
+    <w:p>
+      <w:pPr>
+        <w:spacing w:before="0" w:after="0"/>
+      </w:pPr>
+    </w:p>
+    <w:p>
+      <w:pPr>
+        <w:spacing w:before="0" w:after="0"/>
+      </w:pPr>
+    </w:p>
+    <w:p>
+      <w:pPr>
         <w:spacing w:before="160" w:after="80"/>
       </w:pPr>
       <w:r>
@@ -1352,6 +1467,21 @@
         </w:rPr>
         <w:t>。</w:t>
       </w:r>
+    </w:p>
+    <w:p>
+      <w:pPr>
+        <w:spacing w:before="0" w:after="0"/>
+      </w:pPr>
+    </w:p>
+    <w:p>
+      <w:pPr>
+        <w:spacing w:before="0" w:after="0"/>
+      </w:pPr>
+    </w:p>
+    <w:p>
+      <w:pPr>
+        <w:spacing w:before="0" w:after="0"/>
+      </w:pPr>
     </w:p>
     <w:p>
       <w:pPr>
@@ -1619,6 +1749,21 @@
     </w:p>
     <w:p>
       <w:pPr>
+        <w:spacing w:before="0" w:after="0"/>
+      </w:pPr>
+    </w:p>
+    <w:p>
+      <w:pPr>
+        <w:spacing w:before="0" w:after="0"/>
+      </w:pPr>
+    </w:p>
+    <w:p>
+      <w:pPr>
+        <w:spacing w:before="0" w:after="0"/>
+      </w:pPr>
+    </w:p>
+    <w:p>
+      <w:pPr>
         <w:spacing w:before="160" w:after="80"/>
       </w:pPr>
       <w:r>
@@ -1911,6 +2056,31 @@
         </w:rPr>
         <w:t>。</w:t>
       </w:r>
+    </w:p>
+    <w:p>
+      <w:pPr>
+        <w:spacing w:before="0" w:after="0"/>
+      </w:pPr>
+    </w:p>
+    <w:p>
+      <w:pPr>
+        <w:spacing w:before="0" w:after="0"/>
+      </w:pPr>
+    </w:p>
+    <w:p>
+      <w:pPr>
+        <w:spacing w:before="0" w:after="0"/>
+      </w:pPr>
+    </w:p>
+    <w:p>
+      <w:pPr>
+        <w:spacing w:before="0" w:after="0"/>
+      </w:pPr>
+    </w:p>
+    <w:p>
+      <w:pPr>
+        <w:spacing w:before="0" w:after="0"/>
+      </w:pPr>
     </w:p>
     <w:p>
       <w:pPr>
@@ -2116,6 +2286,21 @@
     </w:p>
     <w:p>
       <w:pPr>
+        <w:spacing w:before="0" w:after="0"/>
+      </w:pPr>
+    </w:p>
+    <w:p>
+      <w:pPr>
+        <w:spacing w:before="0" w:after="0"/>
+      </w:pPr>
+    </w:p>
+    <w:p>
+      <w:pPr>
+        <w:spacing w:before="0" w:after="0"/>
+      </w:pPr>
+    </w:p>
+    <w:p>
+      <w:pPr>
         <w:spacing w:before="160" w:after="80"/>
       </w:pPr>
       <w:r>
@@ -2263,6 +2448,21 @@
     </w:p>
     <w:p>
       <w:pPr>
+        <w:spacing w:before="0" w:after="0"/>
+      </w:pPr>
+    </w:p>
+    <w:p>
+      <w:pPr>
+        <w:spacing w:before="0" w:after="0"/>
+      </w:pPr>
+    </w:p>
+    <w:p>
+      <w:pPr>
+        <w:spacing w:before="0" w:after="0"/>
+      </w:pPr>
+    </w:p>
+    <w:p>
+      <w:pPr>
         <w:spacing w:before="160" w:after="80"/>
       </w:pPr>
       <w:r>
@@ -2442,6 +2642,31 @@
     </w:p>
     <w:p>
       <w:pPr>
+        <w:spacing w:before="0" w:after="0"/>
+      </w:pPr>
+    </w:p>
+    <w:p>
+      <w:pPr>
+        <w:spacing w:before="0" w:after="0"/>
+      </w:pPr>
+    </w:p>
+    <w:p>
+      <w:pPr>
+        <w:spacing w:before="0" w:after="0"/>
+      </w:pPr>
+    </w:p>
+    <w:p>
+      <w:pPr>
+        <w:spacing w:before="0" w:after="0"/>
+      </w:pPr>
+    </w:p>
+    <w:p>
+      <w:pPr>
+        <w:spacing w:before="0" w:after="0"/>
+      </w:pPr>
+    </w:p>
+    <w:p>
+      <w:pPr>
         <w:spacing w:before="160" w:after="80"/>
       </w:pPr>
       <w:r>
@@ -2480,6 +2705,21 @@
         </w:rPr>
         <w:t xml:space="preserve">判断一个分子有无永久偶极矩和有无旋光性的标准分别是什么</w:t>
       </w:r>
+    </w:p>
+    <w:p>
+      <w:pPr>
+        <w:spacing w:before="0" w:after="0"/>
+      </w:pPr>
+    </w:p>
+    <w:p>
+      <w:pPr>
+        <w:spacing w:before="0" w:after="0"/>
+      </w:pPr>
+    </w:p>
+    <w:p>
+      <w:pPr>
+        <w:spacing w:before="0" w:after="0"/>
+      </w:pPr>
     </w:p>
     <w:p>
       <w:pPr>
@@ -2678,6 +2918,21 @@
     </w:p>
     <w:p>
       <w:pPr>
+        <w:spacing w:before="0" w:after="0"/>
+      </w:pPr>
+    </w:p>
+    <w:p>
+      <w:pPr>
+        <w:spacing w:before="0" w:after="0"/>
+      </w:pPr>
+    </w:p>
+    <w:p>
+      <w:pPr>
+        <w:spacing w:before="0" w:after="0"/>
+      </w:pPr>
+    </w:p>
+    <w:p>
+      <w:pPr>
         <w:spacing w:before="160" w:after="80"/>
       </w:pPr>
       <w:r>
@@ -2728,6 +2983,21 @@
         </w:rPr>
         <w:t>推测分子立体构型及其点群</w:t>
       </w:r>
+    </w:p>
+    <w:p>
+      <w:pPr>
+        <w:spacing w:before="0" w:after="0"/>
+      </w:pPr>
+    </w:p>
+    <w:p>
+      <w:pPr>
+        <w:spacing w:before="0" w:after="0"/>
+      </w:pPr>
+    </w:p>
+    <w:p>
+      <w:pPr>
+        <w:spacing w:before="0" w:after="0"/>
+      </w:pPr>
     </w:p>
     <w:p>
       <w:pPr>
@@ -3116,6 +3386,21 @@
     </w:p>
     <w:p>
       <w:pPr>
+        <w:spacing w:before="0" w:after="0"/>
+      </w:pPr>
+    </w:p>
+    <w:p>
+      <w:pPr>
+        <w:spacing w:before="0" w:after="0"/>
+      </w:pPr>
+    </w:p>
+    <w:p>
+      <w:pPr>
+        <w:spacing w:before="0" w:after="0"/>
+      </w:pPr>
+    </w:p>
+    <w:p>
+      <w:pPr>
         <w:spacing w:before="160" w:after="80"/>
       </w:pPr>
       <w:r>
@@ -3250,6 +3535,21 @@
         </w:rPr>
         <w:t>?</w:t>
       </w:r>
+    </w:p>
+    <w:p>
+      <w:pPr>
+        <w:spacing w:before="0" w:after="0"/>
+      </w:pPr>
+    </w:p>
+    <w:p>
+      <w:pPr>
+        <w:spacing w:before="0" w:after="0"/>
+      </w:pPr>
+    </w:p>
+    <w:p>
+      <w:pPr>
+        <w:spacing w:before="0" w:after="0"/>
+      </w:pPr>
     </w:p>
     <w:p>
       <w:pPr>
@@ -3751,6 +4051,21 @@
     </w:p>
     <w:p>
       <w:pPr>
+        <w:spacing w:before="0" w:after="0"/>
+      </w:pPr>
+    </w:p>
+    <w:p>
+      <w:pPr>
+        <w:spacing w:before="0" w:after="0"/>
+      </w:pPr>
+    </w:p>
+    <w:p>
+      <w:pPr>
+        <w:spacing w:before="0" w:after="0"/>
+      </w:pPr>
+    </w:p>
+    <w:p>
+      <w:pPr>
         <w:spacing w:before="160" w:after="80"/>
       </w:pPr>
       <w:r>
@@ -4037,6 +4352,21 @@
     </w:p>
     <w:p>
       <w:pPr>
+        <w:spacing w:before="0" w:after="0"/>
+      </w:pPr>
+    </w:p>
+    <w:p>
+      <w:pPr>
+        <w:spacing w:before="0" w:after="0"/>
+      </w:pPr>
+    </w:p>
+    <w:p>
+      <w:pPr>
+        <w:spacing w:before="0" w:after="0"/>
+      </w:pPr>
+    </w:p>
+    <w:p>
+      <w:pPr>
         <w:spacing w:before="160" w:after="80"/>
       </w:pPr>
       <w:r>
@@ -4117,6 +4447,21 @@
         </w:rPr>
         <w:t>。</w:t>
       </w:r>
+    </w:p>
+    <w:p>
+      <w:pPr>
+        <w:spacing w:before="0" w:after="0"/>
+      </w:pPr>
+    </w:p>
+    <w:p>
+      <w:pPr>
+        <w:spacing w:before="0" w:after="0"/>
+      </w:pPr>
+    </w:p>
+    <w:p>
+      <w:pPr>
+        <w:spacing w:before="0" w:after="0"/>
+      </w:pPr>
     </w:p>
     <w:p>
       <w:pPr>
@@ -4305,6 +4650,21 @@
     </w:p>
     <w:p>
       <w:pPr>
+        <w:spacing w:before="0" w:after="0"/>
+      </w:pPr>
+    </w:p>
+    <w:p>
+      <w:pPr>
+        <w:spacing w:before="0" w:after="0"/>
+      </w:pPr>
+    </w:p>
+    <w:p>
+      <w:pPr>
+        <w:spacing w:before="0" w:after="0"/>
+      </w:pPr>
+    </w:p>
+    <w:p>
+      <w:pPr>
         <w:spacing w:before="160" w:after="80"/>
       </w:pPr>
       <w:r>
@@ -4585,6 +4945,31 @@
         </w:rPr>
         <w:t xml:space="preserve">。</w:t>
       </w:r>
+    </w:p>
+    <w:p>
+      <w:pPr>
+        <w:spacing w:before="0" w:after="0"/>
+      </w:pPr>
+    </w:p>
+    <w:p>
+      <w:pPr>
+        <w:spacing w:before="0" w:after="0"/>
+      </w:pPr>
+    </w:p>
+    <w:p>
+      <w:pPr>
+        <w:spacing w:before="0" w:after="0"/>
+      </w:pPr>
+    </w:p>
+    <w:p>
+      <w:pPr>
+        <w:spacing w:before="0" w:after="0"/>
+      </w:pPr>
+    </w:p>
+    <w:p>
+      <w:pPr>
+        <w:spacing w:before="0" w:after="0"/>
+      </w:pPr>
     </w:p>
     <w:p>
       <w:pPr>
@@ -4991,6 +5376,31 @@
     </w:p>
     <w:p>
       <w:pPr>
+        <w:spacing w:before="0" w:after="0"/>
+      </w:pPr>
+    </w:p>
+    <w:p>
+      <w:pPr>
+        <w:spacing w:before="0" w:after="0"/>
+      </w:pPr>
+    </w:p>
+    <w:p>
+      <w:pPr>
+        <w:spacing w:before="0" w:after="0"/>
+      </w:pPr>
+    </w:p>
+    <w:p>
+      <w:pPr>
+        <w:spacing w:before="0" w:after="0"/>
+      </w:pPr>
+    </w:p>
+    <w:p>
+      <w:pPr>
+        <w:spacing w:before="0" w:after="0"/>
+      </w:pPr>
+    </w:p>
+    <w:p>
+      <w:pPr>
         <w:spacing w:before="160" w:after="80"/>
       </w:pPr>
       <w:r>
@@ -5109,6 +5519,21 @@
     </w:p>
     <w:p>
       <w:pPr>
+        <w:spacing w:before="0" w:after="0"/>
+      </w:pPr>
+    </w:p>
+    <w:p>
+      <w:pPr>
+        <w:spacing w:before="0" w:after="0"/>
+      </w:pPr>
+    </w:p>
+    <w:p>
+      <w:pPr>
+        <w:spacing w:before="0" w:after="0"/>
+      </w:pPr>
+    </w:p>
+    <w:p>
+      <w:pPr>
         <w:spacing w:before="160" w:after="80"/>
       </w:pPr>
       <w:r>
@@ -5156,6 +5581,21 @@
     </w:p>
     <w:p>
       <w:pPr>
+        <w:spacing w:before="0" w:after="0"/>
+      </w:pPr>
+    </w:p>
+    <w:p>
+      <w:pPr>
+        <w:spacing w:before="0" w:after="0"/>
+      </w:pPr>
+    </w:p>
+    <w:p>
+      <w:pPr>
+        <w:spacing w:before="0" w:after="0"/>
+      </w:pPr>
+    </w:p>
+    <w:p>
+      <w:pPr>
         <w:spacing w:before="160" w:after="80"/>
       </w:pPr>
       <w:r>
@@ -5212,6 +5652,21 @@
         </w:rPr>
         <w:t>。</w:t>
       </w:r>
+    </w:p>
+    <w:p>
+      <w:pPr>
+        <w:spacing w:before="0" w:after="0"/>
+      </w:pPr>
+    </w:p>
+    <w:p>
+      <w:pPr>
+        <w:spacing w:before="0" w:after="0"/>
+      </w:pPr>
+    </w:p>
+    <w:p>
+      <w:pPr>
+        <w:spacing w:before="0" w:after="0"/>
+      </w:pPr>
     </w:p>
     <w:p>
       <w:pPr>
@@ -5793,6 +6248,21 @@
     </w:p>
     <w:p>
       <w:pPr>
+        <w:spacing w:before="0" w:after="0"/>
+      </w:pPr>
+    </w:p>
+    <w:p>
+      <w:pPr>
+        <w:spacing w:before="0" w:after="0"/>
+      </w:pPr>
+    </w:p>
+    <w:p>
+      <w:pPr>
+        <w:spacing w:before="0" w:after="0"/>
+      </w:pPr>
+    </w:p>
+    <w:p>
+      <w:pPr>
         <w:spacing w:before="160" w:after="80"/>
       </w:pPr>
       <w:r>
@@ -6180,6 +6650,21 @@
     </w:p>
     <w:p>
       <w:pPr>
+        <w:spacing w:before="0" w:after="0"/>
+      </w:pPr>
+    </w:p>
+    <w:p>
+      <w:pPr>
+        <w:spacing w:before="0" w:after="0"/>
+      </w:pPr>
+    </w:p>
+    <w:p>
+      <w:pPr>
+        <w:spacing w:before="0" w:after="0"/>
+      </w:pPr>
+    </w:p>
+    <w:p>
+      <w:pPr>
         <w:spacing w:before="160" w:after="80"/>
       </w:pPr>
       <w:r>
@@ -6287,6 +6772,21 @@
     </w:p>
     <w:p>
       <w:pPr>
+        <w:spacing w:before="0" w:after="0"/>
+      </w:pPr>
+    </w:p>
+    <w:p>
+      <w:pPr>
+        <w:spacing w:before="0" w:after="0"/>
+      </w:pPr>
+    </w:p>
+    <w:p>
+      <w:pPr>
+        <w:spacing w:before="0" w:after="0"/>
+      </w:pPr>
+    </w:p>
+    <w:p>
+      <w:pPr>
         <w:spacing w:before="160" w:after="80"/>
       </w:pPr>
       <w:r>
@@ -6415,6 +6915,21 @@
     </w:p>
     <w:p>
       <w:pPr>
+        <w:spacing w:before="0" w:after="0"/>
+      </w:pPr>
+    </w:p>
+    <w:p>
+      <w:pPr>
+        <w:spacing w:before="0" w:after="0"/>
+      </w:pPr>
+    </w:p>
+    <w:p>
+      <w:pPr>
+        <w:spacing w:before="0" w:after="0"/>
+      </w:pPr>
+    </w:p>
+    <w:p>
+      <w:pPr>
         <w:spacing w:before="160" w:after="80"/>
       </w:pPr>
       <w:r>
@@ -6507,6 +7022,21 @@
         </w:rPr>
         <w:t>？</w:t>
       </w:r>
+    </w:p>
+    <w:p>
+      <w:pPr>
+        <w:spacing w:before="0" w:after="0"/>
+      </w:pPr>
+    </w:p>
+    <w:p>
+      <w:pPr>
+        <w:spacing w:before="0" w:after="0"/>
+      </w:pPr>
+    </w:p>
+    <w:p>
+      <w:pPr>
+        <w:spacing w:before="0" w:after="0"/>
+      </w:pPr>
     </w:p>
     <w:p>
       <w:pPr>

--- a/00-首页/题组Word/习题书/第二篇-结构化学/5-对称性与群论-学生版.docx
+++ b/00-首页/题组Word/习题书/第二篇-结构化学/5-对称性与群论-学生版.docx
@@ -7484,7 +7484,7 @@
     <ns0:rPr>
       <ns0:rFonts ns0:ascii="Times New Roman" ns0:cs="Times New Roman" ns0:eastAsia="SimHei" ns0:hAnsi="Times New Roman"/>
       <ns0:b/>
-      <ns0:color ns0:val="17324D"/>
+      <ns0:color ns0:val="000000"/>
       <ns0:sz ns0:val="44"/>
       <ns0:szCs ns0:val="56"/>
     </ns0:rPr>
@@ -7626,7 +7626,7 @@
     <ns0:rPr>
       <ns0:rFonts ns0:ascii="Times New Roman" ns0:cs="Times New Roman" ns0:eastAsia="SimHei" ns0:hAnsi="Times New Roman"/>
       <ns0:b/>
-      <ns0:color ns0:val="17324D"/>
+      <ns0:color ns0:val="000000"/>
       <ns0:sz ns0:val="32"/>
       <ns0:szCs ns0:val="40"/>
     </ns0:rPr>
@@ -7650,7 +7650,7 @@
     <ns0:rPr>
       <ns0:rFonts ns0:ascii="Times New Roman" ns0:cs="Times New Roman" ns0:eastAsia="SimHei" ns0:hAnsi="Times New Roman"/>
       <ns0:b/>
-      <ns0:color ns0:val="17324D"/>
+      <ns0:color ns0:val="000000"/>
       <ns0:sz ns0:val="28"/>
       <ns0:szCs ns0:val="32"/>
     </ns0:rPr>
@@ -7674,7 +7674,7 @@
     <ns0:rPr>
       <ns0:rFonts ns0:ascii="Times New Roman" ns0:cs="Times New Roman" ns0:eastAsia="SimHei" ns0:hAnsi="Times New Roman"/>
       <ns0:b/>
-      <ns0:color ns0:val="17324D"/>
+      <ns0:color ns0:val="000000"/>
       <ns0:sz ns0:val="25"/>
       <ns0:szCs ns0:val="28"/>
     </ns0:rPr>
